--- a/HEBS_Lagos_2026_Concept_Note.docx
+++ b/HEBS_Lagos_2026_Concept_Note.docx
@@ -6260,7 +6260,7 @@
                 <w:color w:val="2B2B2B"/>
                 <w:sz w:val="19"/>
               </w:rPr>
-              <w:t>$50 USD / ₦70,000 per competitor</w:t>
+              <w:t>$50 USD / ₦50,000 per competitor</w:t>
             </w:r>
           </w:p>
         </w:tc>
@@ -6302,7 +6302,7 @@
                 <w:color w:val="2B2B2B"/>
                 <w:sz w:val="19"/>
               </w:rPr>
-              <w:t>$50 USD / ₦70,000 per competitor</w:t>
+              <w:t>$50 USD / ₦50,000 per competitor</w:t>
             </w:r>
           </w:p>
         </w:tc>
@@ -6344,7 +6344,7 @@
                 <w:color w:val="2B2B2B"/>
                 <w:sz w:val="19"/>
               </w:rPr>
-              <w:t>$75 USD / ₦105,000 per competitor</w:t>
+              <w:t>$75 USD / ₦75,000 per competitor</w:t>
             </w:r>
           </w:p>
         </w:tc>
@@ -6386,7 +6386,7 @@
                 <w:color w:val="2B2B2B"/>
                 <w:sz w:val="19"/>
               </w:rPr>
-              <w:t xml:space="preserve">$100 USD / ₦140,000 </w:t>
+              <w:t xml:space="preserve">$100 USD / ₦100,000 </w:t>
             </w:r>
             <w:r>
               <w:rPr>
@@ -6529,7 +6529,7 @@
                 <w:color w:val="2B2B2B"/>
                 <w:sz w:val="19"/>
               </w:rPr>
-              <w:t>$50 USD / ₦70,000 per competitor</w:t>
+              <w:t>$50 USD / ₦50,000 per competitor</w:t>
             </w:r>
           </w:p>
         </w:tc>
@@ -6571,7 +6571,7 @@
                 <w:color w:val="2B2B2B"/>
                 <w:sz w:val="19"/>
               </w:rPr>
-              <w:t xml:space="preserve">$50 USD / ₦70,000 </w:t>
+              <w:t xml:space="preserve">$50 USD / ₦50,000 </w:t>
             </w:r>
             <w:r>
               <w:rPr>
@@ -6623,7 +6623,7 @@
                 <w:color w:val="2B2B2B"/>
                 <w:sz w:val="19"/>
               </w:rPr>
-              <w:t>$50 USD / ₦70,000 per competitor</w:t>
+              <w:t>$50 USD / ₦50,000 per competitor</w:t>
             </w:r>
           </w:p>
         </w:tc>

--- a/HEBS_Lagos_2026_Concept_Note.docx
+++ b/HEBS_Lagos_2026_Concept_Note.docx
@@ -180,13 +180,18 @@
           <w:color w:val="2B2B2B"/>
           <w:sz w:val="21"/>
         </w:rPr>
-        <w:t xml:space="preserve"> that established its reputation internationally.</w:t>
+        <w:t xml:space="preserve"> that established its reputation internationally. Following those earlier United States editions, HEBS staged another sold-out edition from </w:t>
       </w:r>
-    </w:p>
-    <w:p>
-      <w:pPr>
-        <w:spacing w:before="0" w:after="160" w:line="276" w:lineRule="auto"/>
-      </w:pPr>
+      <w:r>
+        <w:rPr>
+          <w:rFonts w:ascii="Calibri" w:hAnsi="Calibri"/>
+          <w:b/>
+          <w:i w:val="0"/>
+          <w:color w:val="1A1A1A"/>
+          <w:sz w:val="21"/>
+        </w:rPr>
+        <w:t xml:space="preserve">2–4 May 2026</w:t>
+      </w:r>
       <w:r>
         <w:rPr>
           <w:rFonts w:ascii="Calibri" w:hAnsi="Calibri"/>
@@ -195,7 +200,22 @@
           <w:color w:val="2B2B2B"/>
           <w:sz w:val="21"/>
         </w:rPr>
-        <w:t xml:space="preserve">In 2026 the summit comes home. </w:t>
+        <w:t xml:space="preserve">.</w:t>
+      </w:r>
+    </w:p>
+    <w:p>
+      <w:pPr>
+        <w:spacing w:before="0" w:after="160" w:line="276" w:lineRule="auto"/>
+      </w:pPr>
+      <w:r>
+        <w:rPr>
+          <w:rFonts w:ascii="Calibri" w:hAnsi="Calibri"/>
+          <w:b w:val="0"/>
+          <w:i w:val="0"/>
+          <w:color w:val="2B2B2B"/>
+          <w:sz w:val="21"/>
+        </w:rPr>
+        <w:t xml:space="preserve">In October 2026 the summit comes home. </w:t>
       </w:r>
       <w:r>
         <w:rPr>
@@ -215,7 +235,7 @@
           <w:color w:val="2B2B2B"/>
           <w:sz w:val="21"/>
         </w:rPr>
-        <w:t xml:space="preserve"> is the inaugural Nigerian edition: three days of education, competition, exhibition, and cultural programming, hosted at two venues on the Lekki-Epe corridor of Lagos.</w:t>
+        <w:t xml:space="preserve"> will mark the event’s fourth edition and its Lagos debut: three days of education, competition, exhibition, and cultural programming, hosted at two venues on the Lekki-Epe corridor of Lagos.</w:t>
       </w:r>
     </w:p>
     <w:p>

--- a/HEBS_Lagos_2026_Concept_Note.docx
+++ b/HEBS_Lagos_2026_Concept_Note.docx
@@ -3272,7 +3272,7 @@
           <w:color w:val="1A1A1A"/>
           <w:sz w:val="21"/>
         </w:rPr>
-        <w:t xml:space="preserve">up to $5,000 USD (₦7,000,000)</w:t>
+        <w:t xml:space="preserve">$5,000 USD (₦7,000,000)</w:t>
       </w:r>
       <w:r>
         <w:rPr>

--- a/HEBS_Lagos_2026_Concept_Note.docx
+++ b/HEBS_Lagos_2026_Concept_Note.docx
@@ -1272,7 +1272,7 @@
                 <w:color w:val="2B2B2B"/>
                 <w:sz w:val="19"/>
               </w:rPr>
-              <w:t xml:space="preserve">2:00 to 3:15 PM</w:t>
+              <w:t xml:space="preserve">2:00 to 3:30 PM</w:t>
             </w:r>
           </w:p>
         </w:tc>
@@ -1292,7 +1292,7 @@
                 <w:color w:val="2B2B2B"/>
                 <w:sz w:val="19"/>
               </w:rPr>
-              <w:t xml:space="preserve">75 min</w:t>
+              <w:t xml:space="preserve">90 min</w:t>
             </w:r>
           </w:p>
         </w:tc>
@@ -3982,7 +3982,7 @@
           <w:color w:val="6B6B6B"/>
           <w:sz w:val="19"/>
         </w:rPr>
-        <w:t xml:space="preserve">Saturday, October 24, 2026, 2:00 to 3:15 PM, 75 minutes.</w:t>
+        <w:t xml:space="preserve">Saturday, October 24, 2026, 2:00 to 3:30 PM, 90 minutes.</w:t>
       </w:r>
     </w:p>
     <w:p>
@@ -4052,7 +4052,7 @@
           <w:color w:val="2B2B2B"/>
           <w:sz w:val="21"/>
         </w:rPr>
-        <w:t xml:space="preserve">Gilded Heritage explores culture, craftsmanship, and luxury through nail design. Artists create a complete set inspired by heritage, traditional patterns, precious metals, textiles, jewellery, and cultural detail, using rich colour, gold accents, sculpted elements, intricate pattern, embellishment, and creative texture. The finished set should be original, balanced, technically clean, and a modern take on culture and elegance.</w:t>
+        <w:t xml:space="preserve">Gilded Heritage explores culture, craftsmanship, and luxury through nail design. Artists create a complete set inspired by heritage, traditional patterns, precious metals, textiles, jewellery, and cultural detail, using rich colour, gold accents, sculpted elements, intricate pattern, embellishment, and creative texture. The finished set should be original, balanced, technically clean, and a modern take on culture and elegance. The nail length must be a minimum of one inch.</w:t>
       </w:r>
     </w:p>
     <w:p>

--- a/HEBS_Lagos_2026_Concept_Note.docx
+++ b/HEBS_Lagos_2026_Concept_Note.docx
@@ -260,7 +260,7 @@
           <w:color w:val="1A1A1A"/>
           <w:sz w:val="21"/>
         </w:rPr>
-        <w:t xml:space="preserve">cultural food and live music competition</w:t>
+        <w:t xml:space="preserve">cultural food and loc styling competitions</w:t>
       </w:r>
       <w:r>
         <w:rPr>
@@ -285,7 +285,7 @@
           <w:color w:val="2B2B2B"/>
           <w:sz w:val="21"/>
         </w:rPr>
-        <w:t xml:space="preserve">The summit brings together the full value chain of the beauty and creative economy under one roof, including hairstylists, barbers, braiders, makeup artists, nail technicians, fashion designers, chefs, caterers, seafood and cultural food vendors, vocalists and music creatives, educators, salon owners, manufacturers, distributors, investors, tourism and hospitality stakeholders, and brand leaders from Nigeria, across Africa, and the diaspora.</w:t>
+        <w:t xml:space="preserve">The summit brings together the full value chain of the beauty and creative economy under one roof, including hairstylists, barbers, braiders, makeup artists, nail technicians, fashion designers, chefs, caterers, seafood and cultural food vendors, loc stylists, educators, salon owners, manufacturers, distributors, investors, tourism and hospitality stakeholders, and brand leaders from Nigeria, across Africa, and the diaspora.</w:t>
       </w:r>
     </w:p>
     <w:p>
@@ -559,7 +559,7 @@
                 <w:color w:val="2B2B2B"/>
                 <w:sz w:val="19"/>
               </w:rPr>
-              <w:t xml:space="preserve">Thirteen competitions across seven categories: barbering, braiding, hair installation and styling, beauty, fashion, culinary and culture, and music and live entertainment</w:t>
+              <w:t xml:space="preserve">Thirteen competitions across seven categories: barbering, braiding, hair installation and styling, beauty, fashion, culinary and culture, and loc styling</w:t>
             </w:r>
           </w:p>
         </w:tc>
@@ -601,7 +601,7 @@
                 <w:color w:val="2B2B2B"/>
                 <w:sz w:val="19"/>
               </w:rPr>
-              <w:t xml:space="preserve">Education, exhibition, competition, panels, networking, cultural food, live music, and hospitality experiences</w:t>
+              <w:t xml:space="preserve">Education, exhibition, competition, panels, networking, cultural food, and hospitality experiences</w:t>
             </w:r>
           </w:p>
         </w:tc>
@@ -730,12 +730,12 @@
       <w:r>
         <w:rPr>
           <w:rFonts w:ascii="Calibri" w:hAnsi="Calibri"/>
-          <w:b/>
+          <w:b w:val="0"/>
           <w:i w:val="0"/>
-          <w:color w:val="1A1A1A"/>
+          <w:color w:val="2B2B2B"/>
           <w:sz w:val="21"/>
         </w:rPr>
-        <w:t>Saturday, October 24, 2026, 12:00 Noon to 6:00 PM</w:t>
+        <w:t xml:space="preserve">Saturday, October 24, 2026, 11:00 AM to 6:00 PM</w:t>
       </w:r>
     </w:p>
     <w:p>
@@ -765,7 +765,7 @@
           <w:color w:val="2B2B2B"/>
           <w:sz w:val="21"/>
         </w:rPr>
-        <w:t xml:space="preserve">Exhibition floor, education sessions, panel discussions, and seven competitions: Battle of the Fades, Fast &amp; Flawless Braiding, Taste of Culture, Freestyle Braid Art, Gilded Heritage Nail Art, Freestyle Design, and Mic Drop Live Vocalist.</w:t>
+        <w:t xml:space="preserve">Exhibition floor, education sessions, panel discussions, and seven competitions: Battle of the Fades, Fast &amp; Flawless Braiding, Taste of Culture, Freestyle Braid Art, Gilded Heritage Nail Art, Freestyle Design, and Loc Retwist &amp; Style.</w:t>
       </w:r>
     </w:p>
     <w:p>
@@ -791,12 +791,12 @@
       <w:r>
         <w:rPr>
           <w:rFonts w:ascii="Calibri" w:hAnsi="Calibri"/>
-          <w:b/>
+          <w:b w:val="0"/>
           <w:i w:val="0"/>
-          <w:color w:val="1A1A1A"/>
+          <w:color w:val="2B2B2B"/>
           <w:sz w:val="21"/>
         </w:rPr>
-        <w:t>Sunday, October 25, 2026, 11:00 AM to 5:00 PM</w:t>
+        <w:t xml:space="preserve">Sunday, October 25, 2026, 10:00 AM to 5:00 PM</w:t>
       </w:r>
     </w:p>
     <w:p>
@@ -1376,7 +1376,7 @@
                 <w:color w:val="2B2B2B"/>
                 <w:sz w:val="19"/>
               </w:rPr>
-              <w:t xml:space="preserve">Mic Drop Live Vocalist Competition</w:t>
+              <w:t xml:space="preserve">Loc Retwist &amp; Style Competition</w:t>
             </w:r>
           </w:p>
         </w:tc>
@@ -1396,7 +1396,7 @@
                 <w:color w:val="2B2B2B"/>
                 <w:sz w:val="19"/>
               </w:rPr>
-              <w:t xml:space="preserve">4:00 to 5:15 PM</w:t>
+              <w:t xml:space="preserve">4:00 to 5:00 PM</w:t>
             </w:r>
           </w:p>
         </w:tc>
@@ -1416,7 +1416,7 @@
                 <w:color w:val="2B2B2B"/>
                 <w:sz w:val="19"/>
               </w:rPr>
-              <w:t xml:space="preserve">75 min</w:t>
+              <w:t xml:space="preserve">60 min</w:t>
             </w:r>
           </w:p>
         </w:tc>
@@ -2094,7 +2094,7 @@
           <w:color w:val="2B2B2B"/>
           <w:sz w:val="21"/>
         </w:rPr>
-        <w:t xml:space="preserve">The 2026 edition widens that platform. Beauty, fashion, hair, food, music, tourism, and hospitality are not separate economies in Nigeria. They are the same creative economy, powered by the same entrepreneurs, serving the same audience, and carrying the same cultural story. HEBS Lagos 2026 programmes them together: the salon floor, the kitchen, the runway, and the stage in one venue, across one weekend.</w:t>
+        <w:t xml:space="preserve">The 2026 edition widens that platform. Beauty, fashion, hair, food, tourism, and hospitality are not separate economies in Nigeria. They are the same creative economy, powered by the same entrepreneurs, serving the same audience, and carrying the same cultural story. HEBS Lagos 2026 programmes them together: the salon floor, the kitchen, the runway, and the stage in one venue, across one weekend.</w:t>
       </w:r>
     </w:p>
     <w:p>
@@ -2152,7 +2152,7 @@
           <w:color w:val="2B2B2B"/>
           <w:sz w:val="21"/>
         </w:rPr>
-        <w:t xml:space="preserve"> A single platform where hairstylists, barbers, braiders, makeup artists, nail technicians, fashion designers, chefs, cultural food vendors, vocalists, and educators work alongside each other and alongside global influencers, rather than in separate events.</w:t>
+        <w:t xml:space="preserve"> A single platform where hairstylists, barbers, braiders, makeup artists, nail technicians, fashion designers, chefs, cultural food vendors, loc stylists, and educators work alongside each other and alongside global influencers, rather than in separate events.</w:t>
       </w:r>
     </w:p>
     <w:p>
@@ -2253,7 +2253,7 @@
           <w:color w:val="2B2B2B"/>
           <w:sz w:val="21"/>
         </w:rPr>
-        <w:t xml:space="preserve"> Local food, seafood heritage, and live music are competition categories in their own right, with their own judges, their own stage time, and their own prizes.</w:t>
+        <w:t xml:space="preserve"> Local food, seafood heritage, and loc styling are competition categories in their own right, with their own judges, their own stage time, and their own prizes.</w:t>
       </w:r>
     </w:p>
     <w:p>
@@ -2376,7 +2376,7 @@
           <w:color w:val="2B2B2B"/>
           <w:sz w:val="21"/>
         </w:rPr>
-        <w:t xml:space="preserve"> Create a hub where stylists, barbers, braiders, makeup artists, nail technicians, chefs, music creatives, educators, and brand leaders can meet and build lasting commercial relationships.</w:t>
+        <w:t xml:space="preserve"> Create a hub where stylists, barbers, braiders, makeup artists, nail technicians, chefs, loc stylists, educators, and brand leaders can meet and build lasting commercial relationships.</w:t>
       </w:r>
     </w:p>
     <w:p>
@@ -2469,7 +2469,7 @@
           <w:color w:val="2B2B2B"/>
           <w:sz w:val="21"/>
         </w:rPr>
-        <w:t xml:space="preserve"> Give the food, seafood, music, and hospitality traditions of the host region a professional competitive platform, and turn cultural pride into visibility, bookings, and business for local vendors and creatives.</w:t>
+        <w:t xml:space="preserve"> Give the food, seafood, and hospitality traditions of the host region a professional competitive platform, and turn cultural pride into visibility, bookings, and business for local vendors and creatives.</w:t>
       </w:r>
     </w:p>
     <w:p>
@@ -2653,7 +2653,7 @@
           <w:color w:val="9A6F0B"/>
           <w:sz w:val="21"/>
         </w:rPr>
-        <w:t xml:space="preserve">Music and Performance Attendees</w:t>
+        <w:t xml:space="preserve">Loc and Natural Hair Attendees</w:t>
       </w:r>
     </w:p>
     <w:p>
@@ -2668,7 +2668,7 @@
           <w:color w:val="2B2B2B"/>
           <w:sz w:val="21"/>
         </w:rPr>
-        <w:t xml:space="preserve">Vocalists, music creatives, performers, producers, artist managers, and entertainment professionals.</w:t>
+        <w:t xml:space="preserve">Loctitians, natural hair specialists, salon owners, and stylists working with locs and natural texture.</w:t>
       </w:r>
     </w:p>
     <w:p>
@@ -2779,7 +2779,7 @@
           <w:color w:val="2B2B2B"/>
           <w:sz w:val="21"/>
         </w:rPr>
-        <w:t xml:space="preserve">Two new competition categories carry the activation. The </w:t>
+        <w:t xml:space="preserve">A new competition category carries the activation. The </w:t>
       </w:r>
       <w:r>
         <w:rPr>
@@ -2799,18 +2799,13 @@
           <w:color w:val="2B2B2B"/>
           <w:sz w:val="21"/>
         </w:rPr>
-        <w:t xml:space="preserve"> puts Epe’s seafood and cultural cooking on a judged stage in front of thousands of attendees, and the </w:t>
+        <w:t xml:space="preserve"> puts Epe’s seafood and cultural cooking on a judged stage in front of thousands of attendees. It is held on the exhibition days, in the same venue, in front of the same audience, judges, sponsors, and media as the beauty championships.</w:t>
       </w:r>
-      <w:r>
-        <w:rPr>
-          <w:rFonts w:ascii="Calibri" w:hAnsi="Calibri"/>
-          <w:b/>
-          <w:i w:val="0"/>
-          <w:color w:val="1A1A1A"/>
-          <w:sz w:val="21"/>
-        </w:rPr>
-        <w:t xml:space="preserve">Mic Drop Vocalist Competition</w:t>
-      </w:r>
+    </w:p>
+    <w:p>
+      <w:pPr>
+        <w:spacing w:before="0" w:after="160" w:line="276" w:lineRule="auto"/>
+      </w:pPr>
       <w:r>
         <w:rPr>
           <w:rFonts w:ascii="Calibri" w:hAnsi="Calibri"/>
@@ -2819,22 +2814,7 @@
           <w:color w:val="2B2B2B"/>
           <w:sz w:val="21"/>
         </w:rPr>
-        <w:t xml:space="preserve"> gives local and visiting vocal talent a professional main-stage platform. Both categories are held on the exhibition days, in the same venue, in front of the same audience, judges, sponsors, and media as the beauty championships.</w:t>
-      </w:r>
-    </w:p>
-    <w:p>
-      <w:pPr>
-        <w:spacing w:before="0" w:after="160" w:line="276" w:lineRule="auto"/>
-      </w:pPr>
-      <w:r>
-        <w:rPr>
-          <w:rFonts w:ascii="Calibri" w:hAnsi="Calibri"/>
-          <w:b w:val="0"/>
-          <w:i w:val="0"/>
-          <w:color w:val="2B2B2B"/>
-          <w:sz w:val="21"/>
-        </w:rPr>
-        <w:t xml:space="preserve">The intent is straightforward. Cooks, caterers, seafood vendors, cultural food entrepreneurs, vocalists, and music creatives receive the same standard of platform, judging, production, and commercial exposure that HEBS already gives to stylists, barbers, and braiders.</w:t>
+        <w:t xml:space="preserve">The intent is straightforward. Cooks, caterers, seafood vendors, and cultural food entrepreneurs receive the same standard of platform, judging, production, and commercial exposure that HEBS already gives to stylists, barbers, and braiders.</w:t>
       </w:r>
     </w:p>
     <w:p>
@@ -2938,7 +2918,7 @@
           <w:color w:val="2B2B2B"/>
           <w:sz w:val="21"/>
         </w:rPr>
-        <w:t xml:space="preserve">: barbering, braiding, hair installation and styling, beauty, fashion, culinary and culture, and music and live entertainment. The combined prize pool is </w:t>
+        <w:t xml:space="preserve">: barbering, braiding, hair installation and styling, beauty, fashion, culinary and culture, and loc styling. The combined prize pool is </w:t>
       </w:r>
       <w:r>
         <w:rPr>
@@ -4302,7 +4282,7 @@
           <w:color w:val="1A1A1A"/>
           <w:sz w:val="24"/>
         </w:rPr>
-        <w:t xml:space="preserve">Music &amp; Live Entertainment</w:t>
+        <w:t xml:space="preserve">Loc/Styling</w:t>
       </w:r>
     </w:p>
     <w:p>
@@ -4318,7 +4298,7 @@
           <w:color w:val="1A1A1A"/>
           <w:sz w:val="22"/>
         </w:rPr>
-        <w:t xml:space="preserve">Mic Drop Live Vocalist Competition</w:t>
+        <w:t xml:space="preserve">Loc Retwist &amp; Style Competition</w:t>
       </w:r>
     </w:p>
     <w:p>
@@ -4333,7 +4313,7 @@
           <w:color w:val="6B6B6B"/>
           <w:sz w:val="19"/>
         </w:rPr>
-        <w:t xml:space="preserve">Saturday, October 24, 2026, 4:00 to 5:15 PM, 75 minutes.</w:t>
+        <w:t xml:space="preserve">Saturday, October 24, 2026, 4:00 to 5:00 PM, 60 minutes.</w:t>
       </w:r>
     </w:p>
     <w:p>
@@ -4403,7 +4383,7 @@
           <w:color w:val="2B2B2B"/>
           <w:sz w:val="21"/>
         </w:rPr>
-        <w:t xml:space="preserve">Mic Drop celebrates live vocal talent, individuality, and powerful stage performance. Vocalists present a song that showcases their voice, musical interpretation, emotional connection, and personal artistry. Each performance should demonstrate vocal control, confidence, originality, stage presence, and the ability to connect with a live audience.</w:t>
+        <w:t xml:space="preserve">Loc Retwist &amp; Style is a 60-minute retwist and style challenge worked on natural locs. Competitors complete a full-head retwist and finish it as a styled look. No added hair is permitted.</w:t>
       </w:r>
     </w:p>
     <w:p>
@@ -5351,7 +5331,7 @@
                 <w:color w:val="2B2B2B"/>
                 <w:sz w:val="19"/>
               </w:rPr>
-              <w:t xml:space="preserve">Mic Drop Live Vocalist Competition</w:t>
+              <w:t xml:space="preserve">Loc Retwist &amp; Style Competition</w:t>
             </w:r>
           </w:p>
         </w:tc>
@@ -7085,7 +7065,7 @@
                 <w:color w:val="2B2B2B"/>
                 <w:sz w:val="19"/>
               </w:rPr>
-              <w:t xml:space="preserve">Register at hebseventportal.com/register and pay the entry fee for your chosen competition. Open worldwide to barbers, braiders, frontal and installation stylists, makeup artists, lash artists, nail artists, fashion designers, chefs and cultural food entrepreneurs, vocalists, and beauty, culture, and fashion visionaries.</w:t>
+              <w:t xml:space="preserve">Register at hebseventportal.com/register and pay the entry fee for your chosen competition. Open worldwide to barbers, braiders, frontal and installation stylists, makeup artists, lash artists, nail artists, fashion designers, chefs and cultural food entrepreneurs, loc stylists, and beauty, culture, and fashion visionaries.</w:t>
             </w:r>
           </w:p>
         </w:tc>
@@ -7934,7 +7914,7 @@
                 <w:color w:val="2B2B2B"/>
                 <w:sz w:val="19"/>
               </w:rPr>
-              <w:t xml:space="preserve">Mic Drop Live Vocalist Competition</w:t>
+              <w:t xml:space="preserve">Loc Retwist &amp; Style Competition</w:t>
             </w:r>
           </w:p>
         </w:tc>
